--- a/Proyecto intermodular/Hito1/Hito1_LeadCraft_Kevin.docx
+++ b/Proyecto intermodular/Hito1/Hito1_LeadCraft_Kevin.docx
@@ -32,7 +32,6 @@
           <w:lang w:val="es-ES"/>
         </w:rPr>
       </w:pPr>
-      <w:proofErr w:type="spellStart"/>
       <w:r>
         <w:rPr>
           <w:b/>
@@ -40,17 +39,7 @@
           <w:sz w:val="60"/>
           <w:lang w:val="es-ES"/>
         </w:rPr>
-        <w:t>LeadCraft</w:t>
-      </w:r>
-      <w:proofErr w:type="spellEnd"/>
-      <w:r>
-        <w:rPr>
-          <w:b/>
-          <w:color w:val="0A192F"/>
-          <w:sz w:val="60"/>
-          <w:lang w:val="es-ES"/>
-        </w:rPr>
-        <w:t xml:space="preserve"> AI</w:t>
+        <w:t>LeadCraft AI</w:t>
       </w:r>
     </w:p>
     <w:p>
@@ -134,16 +123,8 @@
         <w:rPr>
           <w:lang w:val="es-ES"/>
         </w:rPr>
-        <w:t xml:space="preserve">Kevin Muñoz </w:t>
+        <w:t>Kevin Muñoz Córcoles</w:t>
       </w:r>
-      <w:proofErr w:type="spellStart"/>
-      <w:r>
-        <w:rPr>
-          <w:lang w:val="es-ES"/>
-        </w:rPr>
-        <w:t>Córcoles</w:t>
-      </w:r>
-      <w:proofErr w:type="spellEnd"/>
       <w:r>
         <w:rPr>
           <w:lang w:val="es-ES"/>
@@ -180,21 +161,7 @@
         <w:rPr>
           <w:lang w:val="es-ES"/>
         </w:rPr>
-        <w:t xml:space="preserve">Proyecto </w:t>
-      </w:r>
-      <w:proofErr w:type="spellStart"/>
-      <w:r>
-        <w:rPr>
-          <w:lang w:val="es-ES"/>
-        </w:rPr>
-        <w:t>Intermodular</w:t>
-      </w:r>
-      <w:proofErr w:type="spellEnd"/>
-      <w:r>
-        <w:rPr>
-          <w:lang w:val="es-ES"/>
-        </w:rPr>
-        <w:t xml:space="preserve"> | Convocatoria 2026/2027</w:t>
+        <w:t>Proyecto Intermodular | Convocatoria 2026/2027</w:t>
       </w:r>
     </w:p>
     <w:p>
@@ -446,53 +413,12 @@
           <w:lang w:val="es-ES"/>
         </w:rPr>
       </w:pPr>
-      <w:proofErr w:type="spellStart"/>
       <w:r>
         <w:rPr>
           <w:color w:val="28323C"/>
           <w:lang w:val="es-ES"/>
         </w:rPr>
-        <w:t>LeadCraft</w:t>
-      </w:r>
-      <w:proofErr w:type="spellEnd"/>
-      <w:r>
-        <w:rPr>
-          <w:color w:val="28323C"/>
-          <w:lang w:val="es-ES"/>
-        </w:rPr>
-        <w:t xml:space="preserve"> AI es una solución de software B2B SaaS concebida para acelerar la digitalización del comercio local de proximidad. La plataforma integra una interfaz cartográfica interactiva sobre Google </w:t>
-      </w:r>
-      <w:proofErr w:type="spellStart"/>
-      <w:r>
-        <w:rPr>
-          <w:color w:val="28323C"/>
-          <w:lang w:val="es-ES"/>
-        </w:rPr>
-        <w:t>Maps</w:t>
-      </w:r>
-      <w:proofErr w:type="spellEnd"/>
-      <w:r>
-        <w:rPr>
-          <w:color w:val="28323C"/>
-          <w:lang w:val="es-ES"/>
-        </w:rPr>
-        <w:t xml:space="preserve"> que permite a profesionales digitales, agencias de marketing y comerciales explorar barrios o municipios, auditar de forma automática la presencia web de los negocios locales y generar al instante, mediante modelos de IA Generativa (LLM), una </w:t>
-      </w:r>
-      <w:proofErr w:type="spellStart"/>
-      <w:r>
-        <w:rPr>
-          <w:color w:val="28323C"/>
-          <w:lang w:val="es-ES"/>
-        </w:rPr>
-        <w:t>landing</w:t>
-      </w:r>
-      <w:proofErr w:type="spellEnd"/>
-      <w:r>
-        <w:rPr>
-          <w:color w:val="28323C"/>
-          <w:lang w:val="es-ES"/>
-        </w:rPr>
-        <w:t xml:space="preserve"> page profesional con sistema de reservas/citas online y contacto directo por WhatsApp adaptada a la identidad y datos públicos del comercio.</w:t>
+        <w:t>LeadCraft AI es una solución de software B2B SaaS concebida para acelerar la digitalización del comercio local de proximidad. La plataforma integra una interfaz cartográfica interactiva sobre Google Maps que permite a profesionales digitales, agencias de marketing y comerciales explorar barrios o municipios, auditar de forma automática la presencia web de los negocios locales y generar al instante, mediante modelos de IA Generativa (LLM), una landing page profesional con sistema de reservas/citas online y contacto directo por WhatsApp adaptada a la identidad y datos públicos del comercio.</w:t>
       </w:r>
     </w:p>
     <w:p>
@@ -525,23 +451,7 @@
           <w:color w:val="28323C"/>
           <w:lang w:val="es-ES"/>
         </w:rPr>
-        <w:t xml:space="preserve">A pesar del avance tecnológico, miles de microempresas de proximidad (barberías, talleres mecánicos, restaurantes, centros de estética y fisioterapia) presentan una grave brecha digital. Si bien figuran registrados en Google </w:t>
-      </w:r>
-      <w:proofErr w:type="spellStart"/>
-      <w:r>
-        <w:rPr>
-          <w:color w:val="28323C"/>
-          <w:lang w:val="es-ES"/>
-        </w:rPr>
-        <w:t>Maps</w:t>
-      </w:r>
-      <w:proofErr w:type="spellEnd"/>
-      <w:r>
-        <w:rPr>
-          <w:color w:val="28323C"/>
-          <w:lang w:val="es-ES"/>
-        </w:rPr>
-        <w:t>, un alto porcentaje no dispone de página web propia, carece de certificados de seguridad HTTPS y no ofrece mecanismos para reservar citas online. Esto provoca pérdidas directas de clientes frente a grandes franquicias y una sobrecarga telefónica para los dueños mientras trabajan. Paralelamente, los profesionales y agencias web invierten incontables horas en prospección manual en frío, recopilando datos uno a uno y presentando presupuestos abstractos que los comerciantes suelen rechazar por desconfianza o desconocimiento del resultado final.</w:t>
+        <w:t>A pesar del avance tecnológico, miles de microempresas de proximidad (barberías, talleres mecánicos, restaurantes, centros de estética y fisioterapia) presentan una grave brecha digital. Si bien figuran registrados en Google Maps, un alto porcentaje no dispone de página web propia, carece de certificados de seguridad HTTPS y no ofrece mecanismos para reservar citas online. Esto provoca pérdidas directas de clientes frente a grandes franquicias y una sobrecarga telefónica para los dueños mientras trabajan. Paralelamente, los profesionales y agencias web invierten incontables horas en prospección manual en frío, recopilando datos uno a uno y presentando presupuestos abstractos que los comerciantes suelen rechazar por desconfianza o desconocimiento del resultado final.</w:t>
       </w:r>
     </w:p>
     <w:p>
@@ -574,23 +484,7 @@
           <w:color w:val="28323C"/>
           <w:lang w:val="es-ES"/>
         </w:rPr>
-        <w:t xml:space="preserve">• Operador Primario (Comercial / Agencia / </w:t>
-      </w:r>
-      <w:proofErr w:type="spellStart"/>
-      <w:r>
-        <w:rPr>
-          <w:color w:val="28323C"/>
-          <w:lang w:val="es-ES"/>
-        </w:rPr>
-        <w:t>Freelancer</w:t>
-      </w:r>
-      <w:proofErr w:type="spellEnd"/>
-      <w:r>
-        <w:rPr>
-          <w:color w:val="28323C"/>
-          <w:lang w:val="es-ES"/>
-        </w:rPr>
-        <w:t>): Desarrolladores noveles de DAM, diseñadores web freelance y pequeñas agencias de marketing que necesitan una herramienta ágil para detectar oportunidades comerciales en su área geográfica, automatizar la generación de propuestas funcionales y elevar drásticamente su tasa de conversión de clientes.</w:t>
+        <w:t>• Operador Primario (Comercial / Agencia / Freelancer): Desarrolladores noveles de DAM, diseñadores web freelance y pequeñas agencias de marketing que necesitan una herramienta ágil para detectar oportunidades comerciales en su área geográfica, automatizar la generación de propuestas funcionales y elevar drásticamente su tasa de conversión de clientes.</w:t>
       </w:r>
     </w:p>
     <w:p>
@@ -664,7 +558,6 @@
             <w:shd w:val="clear" w:color="auto" w:fill="0A192F"/>
           </w:tcPr>
           <w:p>
-            <w:proofErr w:type="spellStart"/>
             <w:r>
               <w:rPr>
                 <w:b/>
@@ -673,7 +566,6 @@
               </w:rPr>
               <w:t>Herramienta</w:t>
             </w:r>
-            <w:proofErr w:type="spellEnd"/>
           </w:p>
         </w:tc>
         <w:tc>
@@ -806,23 +698,7 @@
                 <w:sz w:val="17"/>
                 <w:lang w:val="es-ES"/>
               </w:rPr>
-              <w:t xml:space="preserve">No incluye motor de prospección geográfica ni detecta carencias de negocios en Google </w:t>
-            </w:r>
-            <w:proofErr w:type="spellStart"/>
-            <w:r>
-              <w:rPr>
-                <w:sz w:val="17"/>
-                <w:lang w:val="es-ES"/>
-              </w:rPr>
-              <w:t>Maps</w:t>
-            </w:r>
-            <w:proofErr w:type="spellEnd"/>
-            <w:r>
-              <w:rPr>
-                <w:sz w:val="17"/>
-                <w:lang w:val="es-ES"/>
-              </w:rPr>
-              <w:t>; requiere introducir datos manualmente.</w:t>
+              <w:t>No incluye motor de prospección geográfica ni detecta carencias de negocios en Google Maps; requiere introducir datos manualmente.</w:t>
             </w:r>
           </w:p>
         </w:tc>
@@ -845,17 +721,8 @@
                 <w:b/>
                 <w:sz w:val="17"/>
               </w:rPr>
-              <w:t xml:space="preserve">D7 Lead Finder / </w:t>
+              <w:t>D7 Lead Finder / LeadEnforce</w:t>
             </w:r>
-            <w:proofErr w:type="spellStart"/>
-            <w:r>
-              <w:rPr>
-                <w:b/>
-                <w:sz w:val="17"/>
-              </w:rPr>
-              <w:t>LeadEnforce</w:t>
-            </w:r>
-            <w:proofErr w:type="spellEnd"/>
           </w:p>
         </w:tc>
         <w:tc>
@@ -875,23 +742,7 @@
                 <w:sz w:val="17"/>
                 <w:lang w:val="es-ES"/>
               </w:rPr>
-              <w:t xml:space="preserve">Buscadores de leads que extraen datos de contacto desde Google </w:t>
-            </w:r>
-            <w:proofErr w:type="spellStart"/>
-            <w:r>
-              <w:rPr>
-                <w:sz w:val="17"/>
-                <w:lang w:val="es-ES"/>
-              </w:rPr>
-              <w:t>Maps</w:t>
-            </w:r>
-            <w:proofErr w:type="spellEnd"/>
-            <w:r>
-              <w:rPr>
-                <w:sz w:val="17"/>
-                <w:lang w:val="es-ES"/>
-              </w:rPr>
-              <w:t>.</w:t>
+              <w:t>Buscadores de leads que extraen datos de contacto desde Google Maps.</w:t>
             </w:r>
           </w:p>
         </w:tc>
@@ -956,17 +807,8 @@
                 <w:b/>
                 <w:sz w:val="17"/>
               </w:rPr>
-              <w:t xml:space="preserve">Calendly / </w:t>
+              <w:t>Calendly / Treatwell</w:t>
             </w:r>
-            <w:proofErr w:type="spellStart"/>
-            <w:r>
-              <w:rPr>
-                <w:b/>
-                <w:sz w:val="17"/>
-              </w:rPr>
-              <w:t>Treatwell</w:t>
-            </w:r>
-            <w:proofErr w:type="spellEnd"/>
           </w:p>
         </w:tc>
         <w:tc>
@@ -1078,39 +920,7 @@
           <w:color w:val="28323C"/>
           <w:lang w:val="es-ES"/>
         </w:rPr>
-        <w:t xml:space="preserve">• Específico (S): Desarrollar una aplicación funcional multiplataforma que integre Google Places API para localizar comercios locales, ejecute un algoritmo de auditoría digital </w:t>
-      </w:r>
-      <w:proofErr w:type="spellStart"/>
-      <w:r>
-        <w:rPr>
-          <w:color w:val="28323C"/>
-          <w:lang w:val="es-ES"/>
-        </w:rPr>
-        <w:t>express</w:t>
-      </w:r>
-      <w:proofErr w:type="spellEnd"/>
-      <w:r>
-        <w:rPr>
-          <w:color w:val="28323C"/>
-          <w:lang w:val="es-ES"/>
-        </w:rPr>
-        <w:t xml:space="preserve"> y genere una </w:t>
-      </w:r>
-      <w:proofErr w:type="spellStart"/>
-      <w:r>
-        <w:rPr>
-          <w:color w:val="28323C"/>
-          <w:lang w:val="es-ES"/>
-        </w:rPr>
-        <w:t>landing</w:t>
-      </w:r>
-      <w:proofErr w:type="spellEnd"/>
-      <w:r>
-        <w:rPr>
-          <w:color w:val="28323C"/>
-          <w:lang w:val="es-ES"/>
-        </w:rPr>
-        <w:t xml:space="preserve"> page adaptada con widget de citas mediante llamadas a la API de Google Gemini.</w:t>
+        <w:t>• Específico (S): Desarrollar una aplicación funcional multiplataforma que integre Google Places API para localizar comercios locales, ejecute un algoritmo de auditoría digital express y genere una landing page adaptada con widget de citas mediante llamadas a la API de Google Gemini.</w:t>
       </w:r>
     </w:p>
     <w:p>
@@ -1125,23 +935,7 @@
           <w:color w:val="28323C"/>
           <w:lang w:val="es-ES"/>
         </w:rPr>
-        <w:t>• Medible (M): Lograr que el tiempo de análisis y generación completa de la propuesta web sea inferior a 30 segundos por negocio, alcanzando un score de satisfacción técnica del 100% en la validación de código HTML5/</w:t>
-      </w:r>
-      <w:proofErr w:type="spellStart"/>
-      <w:r>
-        <w:rPr>
-          <w:color w:val="28323C"/>
-          <w:lang w:val="es-ES"/>
-        </w:rPr>
-        <w:t>Tailwind</w:t>
-      </w:r>
-      <w:proofErr w:type="spellEnd"/>
-      <w:r>
-        <w:rPr>
-          <w:color w:val="28323C"/>
-          <w:lang w:val="es-ES"/>
-        </w:rPr>
-        <w:t>.</w:t>
+        <w:t>• Medible (M): Lograr que el tiempo de análisis y generación completa de la propuesta web sea inferior a 30 segundos por negocio, alcanzando un score de satisfacción técnica del 100% en la validación de código HTML5/Tailwind.</w:t>
       </w:r>
     </w:p>
     <w:p>
@@ -1156,55 +950,7 @@
           <w:color w:val="28323C"/>
           <w:lang w:val="es-ES"/>
         </w:rPr>
-        <w:t>• Alcanzable (A): Utilizar una arquitectura modular en Python (</w:t>
-      </w:r>
-      <w:proofErr w:type="spellStart"/>
-      <w:r>
-        <w:rPr>
-          <w:color w:val="28323C"/>
-          <w:lang w:val="es-ES"/>
-        </w:rPr>
-        <w:t>FastAPI</w:t>
-      </w:r>
-      <w:proofErr w:type="spellEnd"/>
-      <w:r>
-        <w:rPr>
-          <w:color w:val="28323C"/>
-          <w:lang w:val="es-ES"/>
-        </w:rPr>
-        <w:t xml:space="preserve">) y </w:t>
-      </w:r>
-      <w:proofErr w:type="spellStart"/>
-      <w:r>
-        <w:rPr>
-          <w:color w:val="28323C"/>
-          <w:lang w:val="es-ES"/>
-        </w:rPr>
-        <w:t>Flutter</w:t>
-      </w:r>
-      <w:proofErr w:type="spellEnd"/>
-      <w:r>
-        <w:rPr>
-          <w:color w:val="28323C"/>
-          <w:lang w:val="es-ES"/>
-        </w:rPr>
-        <w:t>/</w:t>
-      </w:r>
-      <w:proofErr w:type="spellStart"/>
-      <w:r>
-        <w:rPr>
-          <w:color w:val="28323C"/>
-          <w:lang w:val="es-ES"/>
-        </w:rPr>
-        <w:t>React</w:t>
-      </w:r>
-      <w:proofErr w:type="spellEnd"/>
-      <w:r>
-        <w:rPr>
-          <w:color w:val="28323C"/>
-          <w:lang w:val="es-ES"/>
-        </w:rPr>
-        <w:t xml:space="preserve"> con plantillas prediseñadas por sector, acotando el alcance para evitar desarrollos inabarcables en el calendario académico.</w:t>
+        <w:t>• Alcanzable (A): Utilizar una arquitectura modular en Python (FastAPI) y Flutter/React con plantillas prediseñadas por sector, acotando el alcance para evitar desarrollos inabarcables en el calendario académico.</w:t>
       </w:r>
     </w:p>
     <w:p>
@@ -1312,23 +1058,7 @@
           <w:color w:val="28323C"/>
           <w:lang w:val="es-ES"/>
         </w:rPr>
-        <w:t xml:space="preserve">  3) Generación asistida por IA del </w:t>
-      </w:r>
-      <w:proofErr w:type="spellStart"/>
-      <w:r>
-        <w:rPr>
-          <w:color w:val="28323C"/>
-          <w:lang w:val="es-ES"/>
-        </w:rPr>
-        <w:t>copy</w:t>
-      </w:r>
-      <w:proofErr w:type="spellEnd"/>
-      <w:r>
-        <w:rPr>
-          <w:color w:val="28323C"/>
-          <w:lang w:val="es-ES"/>
-        </w:rPr>
-        <w:t xml:space="preserve"> comercial y ensamblado de Landing Page responsive.</w:t>
+        <w:t xml:space="preserve">  3) Generación asistida por IA del copy comercial y ensamblado de Landing Page responsive.</w:t>
       </w:r>
     </w:p>
     <w:p>
@@ -1358,23 +1088,7 @@
           <w:color w:val="28323C"/>
           <w:lang w:val="es-ES"/>
         </w:rPr>
-        <w:t xml:space="preserve">  5) </w:t>
-      </w:r>
-      <w:proofErr w:type="spellStart"/>
-      <w:r>
-        <w:rPr>
-          <w:color w:val="28323C"/>
-          <w:lang w:val="es-ES"/>
-        </w:rPr>
-        <w:t>Previsualizador</w:t>
-      </w:r>
-      <w:proofErr w:type="spellEnd"/>
-      <w:r>
-        <w:rPr>
-          <w:color w:val="28323C"/>
-          <w:lang w:val="es-ES"/>
-        </w:rPr>
-        <w:t xml:space="preserve"> interactivo con vista móvil y escritorio.</w:t>
+        <w:t xml:space="preserve">  5) Previsualizador interactivo con vista móvil y escritorio.</w:t>
       </w:r>
     </w:p>
     <w:p>
@@ -1449,55 +1163,7 @@
           <w:color w:val="28323C"/>
           <w:lang w:val="es-ES"/>
         </w:rPr>
-        <w:t xml:space="preserve">  3) Despliegue </w:t>
-      </w:r>
-      <w:proofErr w:type="spellStart"/>
-      <w:r>
-        <w:rPr>
-          <w:color w:val="28323C"/>
-          <w:lang w:val="es-ES"/>
-        </w:rPr>
-        <w:t>cloud</w:t>
-      </w:r>
-      <w:proofErr w:type="spellEnd"/>
-      <w:r>
-        <w:rPr>
-          <w:color w:val="28323C"/>
-          <w:lang w:val="es-ES"/>
-        </w:rPr>
-        <w:t xml:space="preserve"> automatizado en </w:t>
-      </w:r>
-      <w:proofErr w:type="spellStart"/>
-      <w:r>
-        <w:rPr>
-          <w:color w:val="28323C"/>
-          <w:lang w:val="es-ES"/>
-        </w:rPr>
-        <w:t>Vercel</w:t>
-      </w:r>
-      <w:proofErr w:type="spellEnd"/>
-      <w:r>
-        <w:rPr>
-          <w:color w:val="28323C"/>
-          <w:lang w:val="es-ES"/>
-        </w:rPr>
-        <w:t xml:space="preserve"> o </w:t>
-      </w:r>
-      <w:proofErr w:type="spellStart"/>
-      <w:r>
-        <w:rPr>
-          <w:color w:val="28323C"/>
-          <w:lang w:val="es-ES"/>
-        </w:rPr>
-        <w:t>Netlify</w:t>
-      </w:r>
-      <w:proofErr w:type="spellEnd"/>
-      <w:r>
-        <w:rPr>
-          <w:color w:val="28323C"/>
-          <w:lang w:val="es-ES"/>
-        </w:rPr>
-        <w:t xml:space="preserve"> con asignación de subdominios o dominios .es.</w:t>
+        <w:t xml:space="preserve">  3) Despliegue cloud automatizado en Vercel o Netlify con asignación de subdominios o dominios .es.</w:t>
       </w:r>
     </w:p>
     <w:p>
@@ -1530,23 +1196,7 @@
           <w:color w:val="28323C"/>
           <w:lang w:val="es-ES"/>
         </w:rPr>
-        <w:t xml:space="preserve">• Riesgo 1: Coste y límites de cuota de Google Places API y LLM. Medida: Implementar una capa de almacenamiento en caché local (SQLite/PostgreSQL) para reutilizar datos de comercios ya consultados y diseñar </w:t>
-      </w:r>
-      <w:proofErr w:type="spellStart"/>
-      <w:r>
-        <w:rPr>
-          <w:color w:val="28323C"/>
-          <w:lang w:val="es-ES"/>
-        </w:rPr>
-        <w:t>prompts</w:t>
-      </w:r>
-      <w:proofErr w:type="spellEnd"/>
-      <w:r>
-        <w:rPr>
-          <w:color w:val="28323C"/>
-          <w:lang w:val="es-ES"/>
-        </w:rPr>
-        <w:t xml:space="preserve"> compactos que minimicen el consumo de tokens.</w:t>
+        <w:t>• Riesgo 1: Coste y límites de cuota de Google Places API y LLM. Medida: Implementar una capa de almacenamiento en caché local (SQLite/PostgreSQL) para reutilizar datos de comercios ya consultados y diseñar prompts compactos que minimicen el consumo de tokens.</w:t>
       </w:r>
     </w:p>
     <w:p>
@@ -1561,39 +1211,7 @@
           <w:color w:val="28323C"/>
           <w:lang w:val="es-ES"/>
         </w:rPr>
-        <w:t xml:space="preserve">• Riesgo 2: Datos incompletos en Google </w:t>
-      </w:r>
-      <w:proofErr w:type="spellStart"/>
-      <w:r>
-        <w:rPr>
-          <w:color w:val="28323C"/>
-          <w:lang w:val="es-ES"/>
-        </w:rPr>
-        <w:t>Maps</w:t>
-      </w:r>
-      <w:proofErr w:type="spellEnd"/>
-      <w:r>
-        <w:rPr>
-          <w:color w:val="28323C"/>
-          <w:lang w:val="es-ES"/>
-        </w:rPr>
-        <w:t xml:space="preserve"> (falta de teléfono o fotos). Medida: El motor incorporará plantillas inteligentes con contenido por defecto ('</w:t>
-      </w:r>
-      <w:proofErr w:type="spellStart"/>
-      <w:r>
-        <w:rPr>
-          <w:color w:val="28323C"/>
-          <w:lang w:val="es-ES"/>
-        </w:rPr>
-        <w:t>fallbacks</w:t>
-      </w:r>
-      <w:proofErr w:type="spellEnd"/>
-      <w:r>
-        <w:rPr>
-          <w:color w:val="28323C"/>
-          <w:lang w:val="es-ES"/>
-        </w:rPr>
-        <w:t>') para rellenar de forma coherente cualquier campo omitido.</w:t>
+        <w:t>• Riesgo 2: Datos incompletos en Google Maps (falta de teléfono o fotos). Medida: El motor incorporará plantillas inteligentes con contenido por defecto ('fallbacks') para rellenar de forma coherente cualquier campo omitido.</w:t>
       </w:r>
     </w:p>
     <w:p>
@@ -1608,55 +1226,7 @@
           <w:color w:val="28323C"/>
           <w:lang w:val="es-ES"/>
         </w:rPr>
-        <w:t xml:space="preserve">• Riesgo 3: Gestión del tiempo y sobrecarga tecnológica. Medida: Adopción de metodología ágil Scrum con entregas bisemanales y priorización estricta bajo técnica MoSCoW (Must, </w:t>
-      </w:r>
-      <w:proofErr w:type="spellStart"/>
-      <w:r>
-        <w:rPr>
-          <w:color w:val="28323C"/>
-          <w:lang w:val="es-ES"/>
-        </w:rPr>
-        <w:t>Should</w:t>
-      </w:r>
-      <w:proofErr w:type="spellEnd"/>
-      <w:r>
-        <w:rPr>
-          <w:color w:val="28323C"/>
-          <w:lang w:val="es-ES"/>
-        </w:rPr>
-        <w:t xml:space="preserve">, </w:t>
-      </w:r>
-      <w:proofErr w:type="spellStart"/>
-      <w:r>
-        <w:rPr>
-          <w:color w:val="28323C"/>
-          <w:lang w:val="es-ES"/>
-        </w:rPr>
-        <w:t>Could</w:t>
-      </w:r>
-      <w:proofErr w:type="spellEnd"/>
-      <w:r>
-        <w:rPr>
-          <w:color w:val="28323C"/>
-          <w:lang w:val="es-ES"/>
-        </w:rPr>
-        <w:t xml:space="preserve">, </w:t>
-      </w:r>
-      <w:proofErr w:type="spellStart"/>
-      <w:r>
-        <w:rPr>
-          <w:color w:val="28323C"/>
-          <w:lang w:val="es-ES"/>
-        </w:rPr>
-        <w:t>Won't</w:t>
-      </w:r>
-      <w:proofErr w:type="spellEnd"/>
-      <w:r>
-        <w:rPr>
-          <w:color w:val="28323C"/>
-          <w:lang w:val="es-ES"/>
-        </w:rPr>
-        <w:t>).</w:t>
+        <w:t>• Riesgo 3: Gestión del tiempo y sobrecarga tecnológica. Medida: Adopción de metodología ágil Scrum con entregas bisemanales y priorización estricta bajo técnica MoSCoW (Must, Should, Could, Won't).</w:t>
       </w:r>
     </w:p>
     <w:p>
@@ -1703,23 +1273,7 @@
           <w:color w:val="28323C"/>
           <w:lang w:val="es-ES"/>
         </w:rPr>
-        <w:t xml:space="preserve">• ODS 8: Trabajo Decente y Crecimiento Económico: </w:t>
-      </w:r>
-      <w:proofErr w:type="spellStart"/>
-      <w:r>
-        <w:rPr>
-          <w:color w:val="28323C"/>
-          <w:lang w:val="es-ES"/>
-        </w:rPr>
-        <w:t>LeadCraft</w:t>
-      </w:r>
-      <w:proofErr w:type="spellEnd"/>
-      <w:r>
-        <w:rPr>
-          <w:color w:val="28323C"/>
-          <w:lang w:val="es-ES"/>
-        </w:rPr>
-        <w:t xml:space="preserve"> AI impulsa de forma directa la digitalización y productividad de las microempresas y trabajadores autónomos, permitiéndoles competir en igualdad de condiciones con grandes cadenas comerciales.</w:t>
+        <w:t>• ODS 8: Trabajo Decente y Crecimiento Económico: LeadCraft AI impulsa de forma directa la digitalización y productividad de las microempresas y trabajadores autónomos, permitiéndoles competir en igualdad de condiciones con grandes cadenas comerciales.</w:t>
       </w:r>
     </w:p>
     <w:p>
@@ -1782,71 +1336,7 @@
           <w:color w:val="28323C"/>
           <w:lang w:val="es-ES"/>
         </w:rPr>
-        <w:t xml:space="preserve">El proyecto se desarrollará siguiendo el marco de trabajo ágil Scrum apoyado en un tablero Kanban de Trello para la monitorización continua del </w:t>
-      </w:r>
-      <w:proofErr w:type="spellStart"/>
-      <w:r>
-        <w:rPr>
-          <w:color w:val="28323C"/>
-          <w:lang w:val="es-ES"/>
-        </w:rPr>
-        <w:t>Product</w:t>
-      </w:r>
-      <w:proofErr w:type="spellEnd"/>
-      <w:r>
-        <w:rPr>
-          <w:color w:val="28323C"/>
-          <w:lang w:val="es-ES"/>
-        </w:rPr>
-        <w:t xml:space="preserve"> Backlog. El plan de trabajo se estructura en tres </w:t>
-      </w:r>
-      <w:proofErr w:type="spellStart"/>
-      <w:r>
-        <w:rPr>
-          <w:color w:val="28323C"/>
-          <w:lang w:val="es-ES"/>
-        </w:rPr>
-        <w:t>Sprints</w:t>
-      </w:r>
-      <w:proofErr w:type="spellEnd"/>
-      <w:r>
-        <w:rPr>
-          <w:color w:val="28323C"/>
-          <w:lang w:val="es-ES"/>
-        </w:rPr>
-        <w:t xml:space="preserve"> principales: Sprint 1 (Exploración geográfica, conexión con Google Places y motor de auditoría </w:t>
-      </w:r>
-      <w:proofErr w:type="spellStart"/>
-      <w:r>
-        <w:rPr>
-          <w:color w:val="28323C"/>
-          <w:lang w:val="es-ES"/>
-        </w:rPr>
-        <w:t>express</w:t>
-      </w:r>
-      <w:proofErr w:type="spellEnd"/>
-      <w:r>
-        <w:rPr>
-          <w:color w:val="28323C"/>
-          <w:lang w:val="es-ES"/>
-        </w:rPr>
-        <w:t>); Sprint 2 (Integración del motor de IA con Gemini, catálogo de plantillas y widget de reservas); Sprint 3 (</w:t>
-      </w:r>
-      <w:proofErr w:type="spellStart"/>
-      <w:r>
-        <w:rPr>
-          <w:color w:val="28323C"/>
-          <w:lang w:val="es-ES"/>
-        </w:rPr>
-        <w:t>Previsualizador</w:t>
-      </w:r>
-      <w:proofErr w:type="spellEnd"/>
-      <w:r>
-        <w:rPr>
-          <w:color w:val="28323C"/>
-          <w:lang w:val="es-ES"/>
-        </w:rPr>
-        <w:t xml:space="preserve"> en vivo, exportador ZIP, generación del dossier comercial PDF y pruebas de rendimiento).</w:t>
+        <w:t>El proyecto se desarrollará siguiendo el marco de trabajo ágil Scrum apoyado en un tablero Kanban de Trello para la monitorización continua del Product Backlog. El plan de trabajo se estructura en tres Sprints principales: Sprint 1 (Exploración geográfica, conexión con Google Places y motor de auditoría express); Sprint 2 (Integración del motor de IA con Gemini, catálogo de plantillas y widget de reservas); Sprint 3 (Previsualizador en vivo, exportador ZIP, generación del dossier comercial PDF y pruebas de rendimiento).</w:t>
       </w:r>
     </w:p>
     <w:p>
@@ -1879,39 +1369,7 @@
           <w:color w:val="28323C"/>
           <w:lang w:val="es-ES"/>
         </w:rPr>
-        <w:t xml:space="preserve">A </w:t>
-      </w:r>
-      <w:proofErr w:type="gramStart"/>
-      <w:r>
-        <w:rPr>
-          <w:color w:val="28323C"/>
-          <w:lang w:val="es-ES"/>
-        </w:rPr>
-        <w:t>continuación</w:t>
-      </w:r>
-      <w:proofErr w:type="gramEnd"/>
-      <w:r>
-        <w:rPr>
-          <w:color w:val="28323C"/>
-          <w:lang w:val="es-ES"/>
-        </w:rPr>
-        <w:t xml:space="preserve"> se describe el flujo de interacción central de </w:t>
-      </w:r>
-      <w:proofErr w:type="spellStart"/>
-      <w:r>
-        <w:rPr>
-          <w:color w:val="28323C"/>
-          <w:lang w:val="es-ES"/>
-        </w:rPr>
-        <w:t>LeadCraft</w:t>
-      </w:r>
-      <w:proofErr w:type="spellEnd"/>
-      <w:r>
-        <w:rPr>
-          <w:color w:val="28323C"/>
-          <w:lang w:val="es-ES"/>
-        </w:rPr>
-        <w:t xml:space="preserve"> AI de inicio a fin:</w:t>
+        <w:t>A continuación se describe el flujo de interacción central de LeadCraft AI de inicio a fin:</w:t>
       </w:r>
     </w:p>
     <w:p>
@@ -1956,39 +1414,7 @@
           <w:color w:val="28323C"/>
           <w:lang w:val="es-ES"/>
         </w:rPr>
-        <w:t xml:space="preserve">3. Generación Inteligente: El operador hace clic en 'Generar Solución con IA'. La API extrae el nombre, teléfono, horario y reseñas de </w:t>
-      </w:r>
-      <w:proofErr w:type="spellStart"/>
-      <w:r>
-        <w:rPr>
-          <w:color w:val="28323C"/>
-          <w:lang w:val="es-ES"/>
-        </w:rPr>
-        <w:t>Maps</w:t>
-      </w:r>
-      <w:proofErr w:type="spellEnd"/>
-      <w:r>
-        <w:rPr>
-          <w:color w:val="28323C"/>
-          <w:lang w:val="es-ES"/>
-        </w:rPr>
-        <w:t xml:space="preserve">, y ensambla en 20 segundos una </w:t>
-      </w:r>
-      <w:proofErr w:type="spellStart"/>
-      <w:r>
-        <w:rPr>
-          <w:color w:val="28323C"/>
-          <w:lang w:val="es-ES"/>
-        </w:rPr>
-        <w:t>landing</w:t>
-      </w:r>
-      <w:proofErr w:type="spellEnd"/>
-      <w:r>
-        <w:rPr>
-          <w:color w:val="28323C"/>
-          <w:lang w:val="es-ES"/>
-        </w:rPr>
-        <w:t xml:space="preserve"> page moderna con los servicios y el widget de citas online.</w:t>
+        <w:t>3. Generación Inteligente: El operador hace clic en 'Generar Solución con IA'. La API extrae el nombre, teléfono, horario y reseñas de Maps, y ensambla en 20 segundos una landing page moderna con los servicios y el widget de citas online.</w:t>
       </w:r>
     </w:p>
     <w:p>
@@ -2065,23 +1491,7 @@
           <w:color w:val="28323C"/>
           <w:lang w:val="es-ES"/>
         </w:rPr>
-        <w:t xml:space="preserve">La arquitectura técnica de </w:t>
-      </w:r>
-      <w:proofErr w:type="spellStart"/>
-      <w:r>
-        <w:rPr>
-          <w:color w:val="28323C"/>
-          <w:lang w:val="es-ES"/>
-        </w:rPr>
-        <w:t>LeadCraft</w:t>
-      </w:r>
-      <w:proofErr w:type="spellEnd"/>
-      <w:r>
-        <w:rPr>
-          <w:color w:val="28323C"/>
-          <w:lang w:val="es-ES"/>
-        </w:rPr>
-        <w:t xml:space="preserve"> AI se estructura en cuatro capas desacopladas para garantizar escalabilidad, mantenibilidad y rapidez:</w:t>
+        <w:t>La arquitectura técnica de LeadCraft AI se estructura en cuatro capas desacopladas para garantizar escalabilidad, mantenibilidad y rapidez:</w:t>
       </w:r>
     </w:p>
     <w:p>
@@ -2145,87 +1555,7 @@
           <w:sz w:val="17"/>
           <w:lang w:val="es-ES"/>
         </w:rPr>
-        <w:t xml:space="preserve">Figura 1: Arquitectura de Componentes de </w:t>
-      </w:r>
-      <w:proofErr w:type="spellStart"/>
-      <w:r>
-        <w:rPr>
-          <w:i/>
-          <w:color w:val="64748B"/>
-          <w:sz w:val="17"/>
-          <w:lang w:val="es-ES"/>
-        </w:rPr>
-        <w:t>LeadCraft</w:t>
-      </w:r>
-      <w:proofErr w:type="spellEnd"/>
-      <w:r>
-        <w:rPr>
-          <w:i/>
-          <w:color w:val="64748B"/>
-          <w:sz w:val="17"/>
-          <w:lang w:val="es-ES"/>
-        </w:rPr>
-        <w:t xml:space="preserve"> AI (</w:t>
-      </w:r>
-      <w:proofErr w:type="spellStart"/>
-      <w:r>
-        <w:rPr>
-          <w:i/>
-          <w:color w:val="64748B"/>
-          <w:sz w:val="17"/>
-          <w:lang w:val="es-ES"/>
-        </w:rPr>
-        <w:t>Frontend</w:t>
-      </w:r>
-      <w:proofErr w:type="spellEnd"/>
-      <w:r>
-        <w:rPr>
-          <w:i/>
-          <w:color w:val="64748B"/>
-          <w:sz w:val="17"/>
-          <w:lang w:val="es-ES"/>
-        </w:rPr>
-        <w:t xml:space="preserve">, </w:t>
-      </w:r>
-      <w:proofErr w:type="spellStart"/>
-      <w:r>
-        <w:rPr>
-          <w:i/>
-          <w:color w:val="64748B"/>
-          <w:sz w:val="17"/>
-          <w:lang w:val="es-ES"/>
-        </w:rPr>
-        <w:t>Backend</w:t>
-      </w:r>
-      <w:proofErr w:type="spellEnd"/>
-      <w:r>
-        <w:rPr>
-          <w:i/>
-          <w:color w:val="64748B"/>
-          <w:sz w:val="17"/>
-          <w:lang w:val="es-ES"/>
-        </w:rPr>
-        <w:t xml:space="preserve"> Gateway, </w:t>
-      </w:r>
-      <w:proofErr w:type="spellStart"/>
-      <w:r>
-        <w:rPr>
-          <w:i/>
-          <w:color w:val="64748B"/>
-          <w:sz w:val="17"/>
-          <w:lang w:val="es-ES"/>
-        </w:rPr>
-        <w:t>APIs</w:t>
-      </w:r>
-      <w:proofErr w:type="spellEnd"/>
-      <w:r>
-        <w:rPr>
-          <w:i/>
-          <w:color w:val="64748B"/>
-          <w:sz w:val="17"/>
-          <w:lang w:val="es-ES"/>
-        </w:rPr>
-        <w:t xml:space="preserve"> Externas y Capa de Datos).</w:t>
+        <w:t>Figura 1: Arquitectura de Componentes de LeadCraft AI (Frontend, Backend Gateway, APIs Externas y Capa de Datos).</w:t>
       </w:r>
     </w:p>
     <w:p>
@@ -2403,21 +1733,12 @@
               </w:rPr>
               <w:t xml:space="preserve">Pantalla 2: </w:t>
             </w:r>
-            <w:proofErr w:type="spellStart"/>
             <w:r>
               <w:rPr>
                 <w:sz w:val="16"/>
                 <w:lang w:val="es-ES"/>
               </w:rPr>
-              <w:t>Version</w:t>
-            </w:r>
-            <w:proofErr w:type="spellEnd"/>
-            <w:r>
-              <w:rPr>
-                <w:sz w:val="16"/>
-                <w:lang w:val="es-ES"/>
-              </w:rPr>
-              <w:t xml:space="preserve"> móvil de los 3 mockups</w:t>
+              <w:t>Version móvil de los 3 mockups</w:t>
             </w:r>
             <w:r>
               <w:rPr>
@@ -2437,9 +1758,64 @@
         </w:rPr>
       </w:pPr>
     </w:p>
+    <w:p>
+      <w:pPr>
+        <w:rPr>
+          <w:lang w:val="es-ES"/>
+        </w:rPr>
+      </w:pPr>
+    </w:p>
+    <w:p>
+      <w:pPr>
+        <w:rPr>
+          <w:lang w:val="es-ES"/>
+        </w:rPr>
+      </w:pPr>
+      <w:r>
+        <w:rPr>
+          <w:lang w:val="es-ES"/>
+        </w:rPr>
+        <w:lastRenderedPageBreak/>
+        <w:drawing>
+          <wp:inline distT="0" distB="0" distL="0" distR="0" wp14:anchorId="6467CE85" wp14:editId="7D6ABB26">
+            <wp:extent cx="3686689" cy="7773485"/>
+            <wp:effectExtent l="0" t="0" r="9525" b="0"/>
+            <wp:docPr id="49740289" name="Imatge 1"/>
+            <wp:cNvGraphicFramePr>
+              <a:graphicFrameLocks xmlns:a="http://schemas.openxmlformats.org/drawingml/2006/main" noChangeAspect="1"/>
+            </wp:cNvGraphicFramePr>
+            <a:graphic xmlns:a="http://schemas.openxmlformats.org/drawingml/2006/main">
+              <a:graphicData uri="http://schemas.openxmlformats.org/drawingml/2006/picture">
+                <pic:pic xmlns:pic="http://schemas.openxmlformats.org/drawingml/2006/picture">
+                  <pic:nvPicPr>
+                    <pic:cNvPr id="49740289" name=""/>
+                    <pic:cNvPicPr/>
+                  </pic:nvPicPr>
+                  <pic:blipFill>
+                    <a:blip r:embed="rId11"/>
+                    <a:stretch>
+                      <a:fillRect/>
+                    </a:stretch>
+                  </pic:blipFill>
+                  <pic:spPr>
+                    <a:xfrm>
+                      <a:off x="0" y="0"/>
+                      <a:ext cx="3686689" cy="7773485"/>
+                    </a:xfrm>
+                    <a:prstGeom prst="rect">
+                      <a:avLst/>
+                    </a:prstGeom>
+                  </pic:spPr>
+                </pic:pic>
+              </a:graphicData>
+            </a:graphic>
+          </wp:inline>
+        </w:drawing>
+      </w:r>
+    </w:p>
     <w:sectPr>
-      <w:headerReference w:type="default" r:id="rId11"/>
-      <w:footerReference w:type="default" r:id="rId12"/>
+      <w:headerReference w:type="default" r:id="rId12"/>
+      <w:footerReference w:type="default" r:id="rId13"/>
       <w:pgSz w:w="11909" w:h="16834"/>
       <w:pgMar w:top="1008" w:right="1152" w:bottom="1008" w:left="1152" w:header="720" w:footer="720" w:gutter="0"/>
       <w:cols w:space="720"/>
@@ -2485,52 +1861,14 @@
         <w:lang w:val="es-ES"/>
       </w:rPr>
     </w:pPr>
-    <w:proofErr w:type="spellStart"/>
     <w:r>
       <w:rPr>
         <w:color w:val="78909C"/>
         <w:sz w:val="18"/>
         <w:lang w:val="es-ES"/>
       </w:rPr>
-      <w:t>LeadCraft</w:t>
+      <w:t>LeadCraft AI  •  Kevin Muñoz Córcoles</w:t>
     </w:r>
-    <w:proofErr w:type="spellEnd"/>
-    <w:r>
-      <w:rPr>
-        <w:color w:val="78909C"/>
-        <w:sz w:val="18"/>
-        <w:lang w:val="es-ES"/>
-      </w:rPr>
-      <w:t xml:space="preserve"> </w:t>
-    </w:r>
-    <w:proofErr w:type="gramStart"/>
-    <w:r>
-      <w:rPr>
-        <w:color w:val="78909C"/>
-        <w:sz w:val="18"/>
-        <w:lang w:val="es-ES"/>
-      </w:rPr>
-      <w:t>AI  •</w:t>
-    </w:r>
-    <w:proofErr w:type="gramEnd"/>
-    <w:r>
-      <w:rPr>
-        <w:color w:val="78909C"/>
-        <w:sz w:val="18"/>
-        <w:lang w:val="es-ES"/>
-      </w:rPr>
-      <w:t xml:space="preserve">  Kevin Muñoz </w:t>
-    </w:r>
-    <w:proofErr w:type="spellStart"/>
-    <w:r>
-      <w:rPr>
-        <w:color w:val="78909C"/>
-        <w:sz w:val="18"/>
-        <w:lang w:val="es-ES"/>
-      </w:rPr>
-      <w:t>Córcoles</w:t>
-    </w:r>
-    <w:proofErr w:type="spellEnd"/>
     <w:r>
       <w:rPr>
         <w:color w:val="78909C"/>
@@ -2631,61 +1969,7 @@
         <w:sz w:val="17"/>
         <w:lang w:val="es-ES"/>
       </w:rPr>
-      <w:t xml:space="preserve">Proyecto </w:t>
-    </w:r>
-    <w:proofErr w:type="spellStart"/>
-    <w:r>
-      <w:rPr>
-        <w:color w:val="78909C"/>
-        <w:sz w:val="17"/>
-        <w:lang w:val="es-ES"/>
-      </w:rPr>
-      <w:t>Intermodular</w:t>
-    </w:r>
-    <w:proofErr w:type="spellEnd"/>
-    <w:r>
-      <w:rPr>
-        <w:color w:val="78909C"/>
-        <w:sz w:val="17"/>
-        <w:lang w:val="es-ES"/>
-      </w:rPr>
-      <w:t xml:space="preserve"> - 2º </w:t>
-    </w:r>
-    <w:proofErr w:type="gramStart"/>
-    <w:r>
-      <w:rPr>
-        <w:color w:val="78909C"/>
-        <w:sz w:val="17"/>
-        <w:lang w:val="es-ES"/>
-      </w:rPr>
-      <w:t>DAM  |</w:t>
-    </w:r>
-    <w:proofErr w:type="gramEnd"/>
-    <w:r>
-      <w:rPr>
-        <w:color w:val="78909C"/>
-        <w:sz w:val="17"/>
-        <w:lang w:val="es-ES"/>
-      </w:rPr>
-      <w:t xml:space="preserve">  Hito 1: Viabilidad Inicial (</w:t>
-    </w:r>
-    <w:proofErr w:type="spellStart"/>
-    <w:r>
-      <w:rPr>
-        <w:color w:val="78909C"/>
-        <w:sz w:val="17"/>
-        <w:lang w:val="es-ES"/>
-      </w:rPr>
-      <w:t>LeadCraft</w:t>
-    </w:r>
-    <w:proofErr w:type="spellEnd"/>
-    <w:r>
-      <w:rPr>
-        <w:color w:val="78909C"/>
-        <w:sz w:val="17"/>
-        <w:lang w:val="es-ES"/>
-      </w:rPr>
-      <w:t xml:space="preserve"> AI)</w:t>
+      <w:t>Proyecto Intermodular - 2º DAM  |  Hito 1: Viabilidad Inicial (LeadCraft AI)</w:t>
     </w:r>
   </w:p>
 </w:hdr>
